--- a/a7/build/out/u4/A7 4.01  Question Bank - Additional Key.docx
+++ b/a7/build/out/u4/A7 4.01  Question Bank - Additional Key.docx
@@ -2793,7 +2793,7 @@
                 <w:color w:val="1A1A1A"/>
                 <w:sz w:val="22"/>
               </w:rPr>
-              <w:t xml:space="preserve"> ?</w:t>
+              <w:t>,  written in scientific notation?</w:t>
             </w:r>
           </w:p>
           <w:p>

--- a/a7/build/out/u4/A7 4.01  Question Bank - Additional Key.docx
+++ b/a7/build/out/u4/A7 4.01  Question Bank - Additional Key.docx
@@ -2882,7 +2882,7 @@
             <w:r>
               <w:drawing>
                 <wp:inline xmlns:a="http://schemas.openxmlformats.org/drawingml/2006/main" xmlns:pic="http://schemas.openxmlformats.org/drawingml/2006/picture">
-                  <wp:extent cx="722376" cy="149352"/>
+                  <wp:extent cx="780288" cy="146304"/>
                   <wp:docPr id="41" name="Picture 41"/>
                   <wp:cNvGraphicFramePr>
                     <a:graphicFrameLocks noChangeAspect="1"/>
@@ -2891,7 +2891,7 @@
                     <a:graphicData uri="http://schemas.openxmlformats.org/drawingml/2006/picture">
                       <pic:pic>
                         <pic:nvPicPr>
-                          <pic:cNvPr id="0" name="18faea61db6f5850.png"/>
+                          <pic:cNvPr id="0" name="87dfca6a9fd83632.png"/>
                           <pic:cNvPicPr/>
                         </pic:nvPicPr>
                         <pic:blipFill>
@@ -2903,7 +2903,7 @@
                         <pic:spPr>
                           <a:xfrm>
                             <a:off x="0" y="0"/>
-                            <a:ext cx="722376" cy="149352"/>
+                            <a:ext cx="780288" cy="146304"/>
                           </a:xfrm>
                           <a:prstGeom prst="rect"/>
                         </pic:spPr>
@@ -2941,7 +2941,7 @@
             <w:r>
               <w:drawing>
                 <wp:inline xmlns:a="http://schemas.openxmlformats.org/drawingml/2006/main" xmlns:pic="http://schemas.openxmlformats.org/drawingml/2006/picture">
-                  <wp:extent cx="780288" cy="146304"/>
+                  <wp:extent cx="722376" cy="149352"/>
                   <wp:docPr id="42" name="Picture 42"/>
                   <wp:cNvGraphicFramePr>
                     <a:graphicFrameLocks noChangeAspect="1"/>
@@ -2950,7 +2950,7 @@
                     <a:graphicData uri="http://schemas.openxmlformats.org/drawingml/2006/picture">
                       <pic:pic>
                         <pic:nvPicPr>
-                          <pic:cNvPr id="0" name="dc8fcbd624abdaf0.png"/>
+                          <pic:cNvPr id="0" name="18faea61db6f5850.png"/>
                           <pic:cNvPicPr/>
                         </pic:nvPicPr>
                         <pic:blipFill>
@@ -2962,7 +2962,7 @@
                         <pic:spPr>
                           <a:xfrm>
                             <a:off x="0" y="0"/>
-                            <a:ext cx="780288" cy="146304"/>
+                            <a:ext cx="722376" cy="149352"/>
                           </a:xfrm>
                           <a:prstGeom prst="rect"/>
                         </pic:spPr>
@@ -3009,7 +3009,7 @@
                     <a:graphicData uri="http://schemas.openxmlformats.org/drawingml/2006/picture">
                       <pic:pic>
                         <pic:nvPicPr>
-                          <pic:cNvPr id="0" name="87dfca6a9fd83632.png"/>
+                          <pic:cNvPr id="0" name="dc8fcbd624abdaf0.png"/>
                           <pic:cNvPicPr/>
                         </pic:nvPicPr>
                         <pic:blipFill>
@@ -3184,8 +3184,185 @@
             <w:r>
               <w:drawing>
                 <wp:inline xmlns:a="http://schemas.openxmlformats.org/drawingml/2006/main" xmlns:pic="http://schemas.openxmlformats.org/drawingml/2006/picture">
+                  <wp:extent cx="1551432" cy="173736"/>
+                  <wp:docPr id="45" name="Picture 45"/>
+                  <wp:cNvGraphicFramePr>
+                    <a:graphicFrameLocks noChangeAspect="1"/>
+                  </wp:cNvGraphicFramePr>
+                  <a:graphic>
+                    <a:graphicData uri="http://schemas.openxmlformats.org/drawingml/2006/picture">
+                      <pic:pic>
+                        <pic:nvPicPr>
+                          <pic:cNvPr id="0" name="037224683c0a8676.png"/>
+                          <pic:cNvPicPr/>
+                        </pic:nvPicPr>
+                        <pic:blipFill>
+                          <a:blip r:embed="rId53"/>
+                          <a:stretch>
+                            <a:fillRect/>
+                          </a:stretch>
+                        </pic:blipFill>
+                        <pic:spPr>
+                          <a:xfrm>
+                            <a:off x="0" y="0"/>
+                            <a:ext cx="1551432" cy="173736"/>
+                          </a:xfrm>
+                          <a:prstGeom prst="rect"/>
+                        </pic:spPr>
+                      </pic:pic>
+                    </a:graphicData>
+                  </a:graphic>
+                </wp:inline>
+              </w:drawing>
+            </w:r>
+          </w:p>
+          <w:p>
+            <w:pPr>
+              <w:spacing w:before="40" w:after="40"/>
+              <w:ind w:left="1300" w:hanging="380"/>
+            </w:pPr>
+            <w:r>
+              <w:rPr>
+                <w:rFonts w:ascii="FreeSerif" w:hAnsi="FreeSerif" w:eastAsia="FreeSerif"/>
+                <w:b w:val="0"/>
+                <w:i w:val="0"/>
+                <w:color w:val="1A1A1A"/>
+                <w:sz w:val="22"/>
+              </w:rPr>
+              <w:t xml:space="preserve">☐   </w:t>
+            </w:r>
+            <w:r>
+              <w:rPr>
+                <w:b w:val="0"/>
+                <w:i w:val="0"/>
+                <w:color w:val="1A1A1A"/>
+                <w:sz w:val="22"/>
+              </w:rPr>
+              <w:t xml:space="preserve">B.  </w:t>
+            </w:r>
+            <w:r>
+              <w:drawing>
+                <wp:inline xmlns:a="http://schemas.openxmlformats.org/drawingml/2006/main" xmlns:pic="http://schemas.openxmlformats.org/drawingml/2006/picture">
+                  <wp:extent cx="1426464" cy="173736"/>
+                  <wp:docPr id="46" name="Picture 46"/>
+                  <wp:cNvGraphicFramePr>
+                    <a:graphicFrameLocks noChangeAspect="1"/>
+                  </wp:cNvGraphicFramePr>
+                  <a:graphic>
+                    <a:graphicData uri="http://schemas.openxmlformats.org/drawingml/2006/picture">
+                      <pic:pic>
+                        <pic:nvPicPr>
+                          <pic:cNvPr id="0" name="5fe2e823796a1be5.png"/>
+                          <pic:cNvPicPr/>
+                        </pic:nvPicPr>
+                        <pic:blipFill>
+                          <a:blip r:embed="rId54"/>
+                          <a:stretch>
+                            <a:fillRect/>
+                          </a:stretch>
+                        </pic:blipFill>
+                        <pic:spPr>
+                          <a:xfrm>
+                            <a:off x="0" y="0"/>
+                            <a:ext cx="1426464" cy="173736"/>
+                          </a:xfrm>
+                          <a:prstGeom prst="rect"/>
+                        </pic:spPr>
+                      </pic:pic>
+                    </a:graphicData>
+                  </a:graphic>
+                </wp:inline>
+              </w:drawing>
+            </w:r>
+          </w:p>
+          <w:p>
+            <w:pPr>
+              <w:spacing w:before="40" w:after="40"/>
+              <w:ind w:left="1300" w:hanging="380"/>
+            </w:pPr>
+            <w:r>
+              <w:rPr>
+                <w:rFonts w:ascii="FreeSerif" w:hAnsi="FreeSerif" w:eastAsia="FreeSerif"/>
+                <w:b w:val="0"/>
+                <w:i w:val="0"/>
+                <w:color w:val="9E1B32"/>
+                <w:sz w:val="22"/>
+              </w:rPr>
+              <w:t xml:space="preserve">☒   </w:t>
+            </w:r>
+            <w:r>
+              <w:rPr>
+                <w:b/>
+                <w:i w:val="0"/>
+                <w:color w:val="9E1B32"/>
+                <w:sz w:val="22"/>
+              </w:rPr>
+              <w:t xml:space="preserve">C.  </w:t>
+            </w:r>
+            <w:r>
+              <w:drawing>
+                <wp:inline xmlns:a="http://schemas.openxmlformats.org/drawingml/2006/main" xmlns:pic="http://schemas.openxmlformats.org/drawingml/2006/picture">
+                  <wp:extent cx="1508760" cy="170688"/>
+                  <wp:docPr id="47" name="Picture 47"/>
+                  <wp:cNvGraphicFramePr>
+                    <a:graphicFrameLocks noChangeAspect="1"/>
+                  </wp:cNvGraphicFramePr>
+                  <a:graphic>
+                    <a:graphicData uri="http://schemas.openxmlformats.org/drawingml/2006/picture">
+                      <pic:pic>
+                        <pic:nvPicPr>
+                          <pic:cNvPr id="0" name="85cbdc12b8be6968.png"/>
+                          <pic:cNvPicPr/>
+                        </pic:nvPicPr>
+                        <pic:blipFill>
+                          <a:blip r:embed="rId55"/>
+                          <a:stretch>
+                            <a:fillRect/>
+                          </a:stretch>
+                        </pic:blipFill>
+                        <pic:spPr>
+                          <a:xfrm>
+                            <a:off x="0" y="0"/>
+                            <a:ext cx="1508760" cy="170688"/>
+                          </a:xfrm>
+                          <a:prstGeom prst="rect"/>
+                        </pic:spPr>
+                      </pic:pic>
+                    </a:graphicData>
+                  </a:graphic>
+                </wp:inline>
+              </w:drawing>
+            </w:r>
+          </w:p>
+          <w:p>
+            <w:pPr>
+              <w:spacing w:before="40" w:after="40"/>
+              <w:ind w:left="1300" w:hanging="380"/>
+            </w:pPr>
+            <w:r>
+              <w:rPr>
+                <w:rFonts w:ascii="FreeSerif" w:hAnsi="FreeSerif" w:eastAsia="FreeSerif"/>
+                <w:b w:val="0"/>
+                <w:i w:val="0"/>
+                <w:color w:val="9E1B32"/>
+                <w:sz w:val="22"/>
+              </w:rPr>
+              <w:t xml:space="preserve">☒   </w:t>
+            </w:r>
+            <w:r>
+              <w:rPr>
+                <w:b/>
+                <w:i w:val="0"/>
+                <w:color w:val="9E1B32"/>
+                <w:sz w:val="22"/>
+              </w:rPr>
+              <w:t xml:space="preserve">D.  </w:t>
+            </w:r>
+            <w:r>
+              <w:drawing>
+                <wp:inline xmlns:a="http://schemas.openxmlformats.org/drawingml/2006/main" xmlns:pic="http://schemas.openxmlformats.org/drawingml/2006/picture">
                   <wp:extent cx="1426464" cy="170688"/>
-                  <wp:docPr id="45" name="Picture 45"/>
+                  <wp:docPr id="48" name="Picture 48"/>
                   <wp:cNvGraphicFramePr>
                     <a:graphicFrameLocks noChangeAspect="1"/>
                   </wp:cNvGraphicFramePr>
@@ -3197,7 +3374,7 @@
                           <pic:cNvPicPr/>
                         </pic:nvPicPr>
                         <pic:blipFill>
-                          <a:blip r:embed="rId53"/>
+                          <a:blip r:embed="rId56"/>
                           <a:stretch>
                             <a:fillRect/>
                           </a:stretch>
@@ -3238,13 +3415,13 @@
                 <w:color w:val="9E1B32"/>
                 <w:sz w:val="22"/>
               </w:rPr>
-              <w:t xml:space="preserve">B.  </w:t>
+              <w:t xml:space="preserve">E.  </w:t>
             </w:r>
             <w:r>
               <w:drawing>
                 <wp:inline xmlns:a="http://schemas.openxmlformats.org/drawingml/2006/main" xmlns:pic="http://schemas.openxmlformats.org/drawingml/2006/picture">
                   <wp:extent cx="1426464" cy="170688"/>
-                  <wp:docPr id="46" name="Picture 46"/>
+                  <wp:docPr id="49" name="Picture 49"/>
                   <wp:cNvGraphicFramePr>
                     <a:graphicFrameLocks noChangeAspect="1"/>
                   </wp:cNvGraphicFramePr>
@@ -3256,7 +3433,7 @@
                           <pic:cNvPicPr/>
                         </pic:nvPicPr>
                         <pic:blipFill>
-                          <a:blip r:embed="rId54"/>
+                          <a:blip r:embed="rId57"/>
                           <a:stretch>
                             <a:fillRect/>
                           </a:stretch>
@@ -3265,183 +3442,6 @@
                           <a:xfrm>
                             <a:off x="0" y="0"/>
                             <a:ext cx="1426464" cy="170688"/>
-                          </a:xfrm>
-                          <a:prstGeom prst="rect"/>
-                        </pic:spPr>
-                      </pic:pic>
-                    </a:graphicData>
-                  </a:graphic>
-                </wp:inline>
-              </w:drawing>
-            </w:r>
-          </w:p>
-          <w:p>
-            <w:pPr>
-              <w:spacing w:before="40" w:after="40"/>
-              <w:ind w:left="1300" w:hanging="380"/>
-            </w:pPr>
-            <w:r>
-              <w:rPr>
-                <w:rFonts w:ascii="FreeSerif" w:hAnsi="FreeSerif" w:eastAsia="FreeSerif"/>
-                <w:b w:val="0"/>
-                <w:i w:val="0"/>
-                <w:color w:val="9E1B32"/>
-                <w:sz w:val="22"/>
-              </w:rPr>
-              <w:t xml:space="preserve">☒   </w:t>
-            </w:r>
-            <w:r>
-              <w:rPr>
-                <w:b/>
-                <w:i w:val="0"/>
-                <w:color w:val="9E1B32"/>
-                <w:sz w:val="22"/>
-              </w:rPr>
-              <w:t xml:space="preserve">C.  </w:t>
-            </w:r>
-            <w:r>
-              <w:drawing>
-                <wp:inline xmlns:a="http://schemas.openxmlformats.org/drawingml/2006/main" xmlns:pic="http://schemas.openxmlformats.org/drawingml/2006/picture">
-                  <wp:extent cx="1551432" cy="173736"/>
-                  <wp:docPr id="47" name="Picture 47"/>
-                  <wp:cNvGraphicFramePr>
-                    <a:graphicFrameLocks noChangeAspect="1"/>
-                  </wp:cNvGraphicFramePr>
-                  <a:graphic>
-                    <a:graphicData uri="http://schemas.openxmlformats.org/drawingml/2006/picture">
-                      <pic:pic>
-                        <pic:nvPicPr>
-                          <pic:cNvPr id="0" name="037224683c0a8676.png"/>
-                          <pic:cNvPicPr/>
-                        </pic:nvPicPr>
-                        <pic:blipFill>
-                          <a:blip r:embed="rId55"/>
-                          <a:stretch>
-                            <a:fillRect/>
-                          </a:stretch>
-                        </pic:blipFill>
-                        <pic:spPr>
-                          <a:xfrm>
-                            <a:off x="0" y="0"/>
-                            <a:ext cx="1551432" cy="173736"/>
-                          </a:xfrm>
-                          <a:prstGeom prst="rect"/>
-                        </pic:spPr>
-                      </pic:pic>
-                    </a:graphicData>
-                  </a:graphic>
-                </wp:inline>
-              </w:drawing>
-            </w:r>
-          </w:p>
-          <w:p>
-            <w:pPr>
-              <w:spacing w:before="40" w:after="40"/>
-              <w:ind w:left="1300" w:hanging="380"/>
-            </w:pPr>
-            <w:r>
-              <w:rPr>
-                <w:rFonts w:ascii="FreeSerif" w:hAnsi="FreeSerif" w:eastAsia="FreeSerif"/>
-                <w:b w:val="0"/>
-                <w:i w:val="0"/>
-                <w:color w:val="9E1B32"/>
-                <w:sz w:val="22"/>
-              </w:rPr>
-              <w:t xml:space="preserve">☒   </w:t>
-            </w:r>
-            <w:r>
-              <w:rPr>
-                <w:b/>
-                <w:i w:val="0"/>
-                <w:color w:val="9E1B32"/>
-                <w:sz w:val="22"/>
-              </w:rPr>
-              <w:t xml:space="preserve">D.  </w:t>
-            </w:r>
-            <w:r>
-              <w:drawing>
-                <wp:inline xmlns:a="http://schemas.openxmlformats.org/drawingml/2006/main" xmlns:pic="http://schemas.openxmlformats.org/drawingml/2006/picture">
-                  <wp:extent cx="1508760" cy="170688"/>
-                  <wp:docPr id="48" name="Picture 48"/>
-                  <wp:cNvGraphicFramePr>
-                    <a:graphicFrameLocks noChangeAspect="1"/>
-                  </wp:cNvGraphicFramePr>
-                  <a:graphic>
-                    <a:graphicData uri="http://schemas.openxmlformats.org/drawingml/2006/picture">
-                      <pic:pic>
-                        <pic:nvPicPr>
-                          <pic:cNvPr id="0" name="85cbdc12b8be6968.png"/>
-                          <pic:cNvPicPr/>
-                        </pic:nvPicPr>
-                        <pic:blipFill>
-                          <a:blip r:embed="rId56"/>
-                          <a:stretch>
-                            <a:fillRect/>
-                          </a:stretch>
-                        </pic:blipFill>
-                        <pic:spPr>
-                          <a:xfrm>
-                            <a:off x="0" y="0"/>
-                            <a:ext cx="1508760" cy="170688"/>
-                          </a:xfrm>
-                          <a:prstGeom prst="rect"/>
-                        </pic:spPr>
-                      </pic:pic>
-                    </a:graphicData>
-                  </a:graphic>
-                </wp:inline>
-              </w:drawing>
-            </w:r>
-          </w:p>
-          <w:p>
-            <w:pPr>
-              <w:spacing w:before="40" w:after="40"/>
-              <w:ind w:left="1300" w:hanging="380"/>
-            </w:pPr>
-            <w:r>
-              <w:rPr>
-                <w:rFonts w:ascii="FreeSerif" w:hAnsi="FreeSerif" w:eastAsia="FreeSerif"/>
-                <w:b w:val="0"/>
-                <w:i w:val="0"/>
-                <w:color w:val="1A1A1A"/>
-                <w:sz w:val="22"/>
-              </w:rPr>
-              <w:t xml:space="preserve">☐   </w:t>
-            </w:r>
-            <w:r>
-              <w:rPr>
-                <w:b w:val="0"/>
-                <w:i w:val="0"/>
-                <w:color w:val="1A1A1A"/>
-                <w:sz w:val="22"/>
-              </w:rPr>
-              <w:t xml:space="preserve">E.  </w:t>
-            </w:r>
-            <w:r>
-              <w:drawing>
-                <wp:inline xmlns:a="http://schemas.openxmlformats.org/drawingml/2006/main" xmlns:pic="http://schemas.openxmlformats.org/drawingml/2006/picture">
-                  <wp:extent cx="1426464" cy="173736"/>
-                  <wp:docPr id="49" name="Picture 49"/>
-                  <wp:cNvGraphicFramePr>
-                    <a:graphicFrameLocks noChangeAspect="1"/>
-                  </wp:cNvGraphicFramePr>
-                  <a:graphic>
-                    <a:graphicData uri="http://schemas.openxmlformats.org/drawingml/2006/picture">
-                      <pic:pic>
-                        <pic:nvPicPr>
-                          <pic:cNvPr id="0" name="5fe2e823796a1be5.png"/>
-                          <pic:cNvPicPr/>
-                        </pic:nvPicPr>
-                        <pic:blipFill>
-                          <a:blip r:embed="rId57"/>
-                          <a:stretch>
-                            <a:fillRect/>
-                          </a:stretch>
-                        </pic:blipFill>
-                        <pic:spPr>
-                          <a:xfrm>
-                            <a:off x="0" y="0"/>
-                            <a:ext cx="1426464" cy="173736"/>
                           </a:xfrm>
                           <a:prstGeom prst="rect"/>
                         </pic:spPr>
@@ -3523,7 +3523,7 @@
                 <w:color w:val="9E1B32"/>
                 <w:sz w:val="22"/>
               </w:rPr>
-              <w:t>A, B, C and D</w:t>
+              <w:t>A, C, D and E</w:t>
             </w:r>
           </w:p>
         </w:tc>
